--- a/Course/1 Component 1 - Computer Systems/1.1 Processors, Input, Output and Storage/1.1.3 Input, Output and Storage Devices/3 Worksheet (editable).docx
+++ b/Course/1 Component 1 - Computer Systems/1.1 Processors, Input, Output and Storage/1.1.3 Input, Output and Storage Devices/3 Worksheet (editable).docx
@@ -7,62 +7,26 @@
         <w:pStyle w:val="Heading1"/>
       </w:pPr>
       <w:r>
+        <w:rPr>
+          <w:b w:val="0"/>
+          <w:i w:val="0"/>
+        </w:rPr>
         <w:t>Quiz — 1.1.3 Input, Output and Storage Devices</w:t>
       </w:r>
     </w:p>
     <w:p>
       <w:r>
-        <w:t xml:space="preserve">Name: </w:t>
-      </w:r>
-      <w:r>
         <w:rPr>
-          <w:b/>
+          <w:b w:val="0"/>
+          <w:i w:val="0"/>
         </w:rPr>
-        <w:t>_</w:t>
-      </w:r>
-      <w:r>
-        <w:rPr>
-          <w:b/>
-        </w:rPr>
-        <w:t>_</w:t>
-      </w:r>
-      <w:r>
-        <w:rPr>
-          <w:b/>
-        </w:rPr>
-        <w:t>_</w:t>
-      </w:r>
-      <w:r>
-        <w:rPr>
-          <w:b/>
-        </w:rPr>
-        <w:t>_</w:t>
-      </w:r>
-      <w:r>
-        <w:rPr>
-          <w:b/>
-        </w:rPr>
-        <w:t xml:space="preserve">   Date: </w:t>
-      </w:r>
-      <w:r>
-        <w:rPr>
-          <w:b/>
-        </w:rPr>
-        <w:t>_</w:t>
-      </w:r>
-      <w:r>
-        <w:rPr>
-          <w:b/>
-        </w:rPr>
-        <w:t xml:space="preserve">_   Mark: </w:t>
-      </w:r>
-      <w:r>
-        <w:t>____ / 25</w:t>
+        <w:t>Name: ______________________   Date: __________   Mark: ______ / 25</w:t>
       </w:r>
     </w:p>
     <w:p>
       <w:r>
         <w:rPr>
+          <w:b w:val="0"/>
           <w:i/>
         </w:rPr>
         <w:t>OCR H446 · Component 01 · 1.1.3</w:t>
@@ -73,6 +37,10 @@
         <w:pStyle w:val="Heading2"/>
       </w:pPr>
       <w:r>
+        <w:rPr>
+          <w:b w:val="0"/>
+          <w:i w:val="0"/>
+        </w:rPr>
         <w:t>Section A — Multiple choice (8 marks)</w:t>
       </w:r>
     </w:p>
@@ -80,44 +48,74 @@
       <w:r>
         <w:rPr>
           <w:b/>
+          <w:i w:val="0"/>
         </w:rPr>
         <w:t>1.</w:t>
       </w:r>
       <w:r>
+        <w:rPr>
+          <w:b w:val="0"/>
+          <w:i w:val="0"/>
+        </w:rPr>
         <w:t xml:space="preserve"> Which of the following is an </w:t>
       </w:r>
       <w:r>
         <w:rPr>
           <w:b/>
+          <w:i w:val="0"/>
         </w:rPr>
         <w:t>output</w:t>
       </w:r>
       <w:r>
+        <w:rPr>
+          <w:b w:val="0"/>
+          <w:i w:val="0"/>
+        </w:rPr>
         <w:t xml:space="preserve"> device?</w:t>
       </w:r>
     </w:p>
     <w:p>
       <w:r>
+        <w:rPr>
+          <w:b w:val="0"/>
+          <w:i w:val="0"/>
+        </w:rPr>
         <w:t>A. Barcode scanner</w:t>
       </w:r>
     </w:p>
     <w:p>
       <w:r>
+        <w:rPr>
+          <w:b w:val="0"/>
+          <w:i w:val="0"/>
+        </w:rPr>
         <w:t>B. Microphone</w:t>
       </w:r>
     </w:p>
     <w:p>
       <w:r>
+        <w:rPr>
+          <w:b w:val="0"/>
+          <w:i w:val="0"/>
+        </w:rPr>
         <w:t>C. Actuator</w:t>
       </w:r>
     </w:p>
     <w:p>
       <w:r>
+        <w:rPr>
+          <w:b w:val="0"/>
+          <w:i w:val="0"/>
+        </w:rPr>
         <w:t>D. Capacitive touchscreen (used to type)</w:t>
       </w:r>
     </w:p>
     <w:p>
       <w:r>
+        <w:rPr>
+          <w:b w:val="0"/>
+          <w:i w:val="0"/>
+        </w:rPr>
         <w:t>Your answer: ☐</w:t>
       </w:r>
     </w:p>
@@ -125,44 +123,74 @@
       <w:r>
         <w:rPr>
           <w:b/>
+          <w:i w:val="0"/>
         </w:rPr>
         <w:t>2.</w:t>
       </w:r>
       <w:r>
+        <w:rPr>
+          <w:b w:val="0"/>
+          <w:i w:val="0"/>
+        </w:rPr>
         <w:t xml:space="preserve"> A </w:t>
       </w:r>
       <w:r>
         <w:rPr>
           <w:b/>
+          <w:i w:val="0"/>
         </w:rPr>
         <w:t>magnetic hard disk drive (HDD)</w:t>
       </w:r>
       <w:r>
+        <w:rPr>
+          <w:b w:val="0"/>
+          <w:i w:val="0"/>
+        </w:rPr>
         <w:t xml:space="preserve"> stores data by:</w:t>
       </w:r>
     </w:p>
     <w:p>
       <w:r>
+        <w:rPr>
+          <w:b w:val="0"/>
+          <w:i w:val="0"/>
+        </w:rPr>
         <w:t>A. Trapping electrons in cells with no moving parts</w:t>
       </w:r>
     </w:p>
     <w:p>
       <w:r>
+        <w:rPr>
+          <w:b w:val="0"/>
+          <w:i w:val="0"/>
+        </w:rPr>
         <w:t>B. Magnetising patterns/polarity on a spinning platter, read by a R/W head</w:t>
       </w:r>
     </w:p>
     <w:p>
       <w:r>
+        <w:rPr>
+          <w:b w:val="0"/>
+          <w:i w:val="0"/>
+        </w:rPr>
         <w:t>C. Using a laser to detect pits and lands</w:t>
       </w:r>
     </w:p>
     <w:p>
       <w:r>
+        <w:rPr>
+          <w:b w:val="0"/>
+          <w:i w:val="0"/>
+        </w:rPr>
         <w:t>D. Holding data only while powered</w:t>
       </w:r>
     </w:p>
     <w:p>
       <w:r>
+        <w:rPr>
+          <w:b w:val="0"/>
+          <w:i w:val="0"/>
+        </w:rPr>
         <w:t>Your answer: ☐</w:t>
       </w:r>
     </w:p>
@@ -170,44 +198,74 @@
       <w:r>
         <w:rPr>
           <w:b/>
+          <w:i w:val="0"/>
         </w:rPr>
         <w:t>3.</w:t>
       </w:r>
       <w:r>
+        <w:rPr>
+          <w:b w:val="0"/>
+          <w:i w:val="0"/>
+        </w:rPr>
         <w:t xml:space="preserve"> Which storage type uses a </w:t>
       </w:r>
       <w:r>
         <w:rPr>
           <w:b/>
+          <w:i w:val="0"/>
         </w:rPr>
         <w:t>laser to detect pits and lands</w:t>
       </w:r>
       <w:r>
+        <w:rPr>
+          <w:b w:val="0"/>
+          <w:i w:val="0"/>
+        </w:rPr>
         <w:t>?</w:t>
       </w:r>
     </w:p>
     <w:p>
       <w:r>
+        <w:rPr>
+          <w:b w:val="0"/>
+          <w:i w:val="0"/>
+        </w:rPr>
         <w:t>A. Magnetic</w:t>
       </w:r>
     </w:p>
     <w:p>
       <w:r>
+        <w:rPr>
+          <w:b w:val="0"/>
+          <w:i w:val="0"/>
+        </w:rPr>
         <w:t>B. Flash / SSD</w:t>
       </w:r>
     </w:p>
     <w:p>
       <w:r>
+        <w:rPr>
+          <w:b w:val="0"/>
+          <w:i w:val="0"/>
+        </w:rPr>
         <w:t>C. Optical (CD/DVD/Blu-ray)</w:t>
       </w:r>
     </w:p>
     <w:p>
       <w:r>
+        <w:rPr>
+          <w:b w:val="0"/>
+          <w:i w:val="0"/>
+        </w:rPr>
         <w:t>D. RAM</w:t>
       </w:r>
     </w:p>
     <w:p>
       <w:r>
+        <w:rPr>
+          <w:b w:val="0"/>
+          <w:i w:val="0"/>
+        </w:rPr>
         <w:t>Your answer: ☐</w:t>
       </w:r>
     </w:p>
@@ -215,44 +273,74 @@
       <w:r>
         <w:rPr>
           <w:b/>
+          <w:i w:val="0"/>
         </w:rPr>
         <w:t>4.</w:t>
       </w:r>
       <w:r>
+        <w:rPr>
+          <w:b w:val="0"/>
+          <w:i w:val="0"/>
+        </w:rPr>
         <w:t xml:space="preserve"> A key advantage of </w:t>
       </w:r>
       <w:r>
         <w:rPr>
           <w:b/>
+          <w:i w:val="0"/>
         </w:rPr>
         <w:t>flash/SSD</w:t>
       </w:r>
       <w:r>
+        <w:rPr>
+          <w:b w:val="0"/>
+          <w:i w:val="0"/>
+        </w:rPr>
         <w:t xml:space="preserve"> storage over magnetic HDDs is that it:</w:t>
       </w:r>
     </w:p>
     <w:p>
       <w:r>
+        <w:rPr>
+          <w:b w:val="0"/>
+          <w:i w:val="0"/>
+        </w:rPr>
         <w:t>A. Has the lowest cost per gigabyte</w:t>
       </w:r>
     </w:p>
     <w:p>
       <w:r>
+        <w:rPr>
+          <w:b w:val="0"/>
+          <w:i w:val="0"/>
+        </w:rPr>
         <w:t>B. Has no moving parts, so it is faster, silent and more durable</w:t>
       </w:r>
     </w:p>
     <w:p>
       <w:r>
+        <w:rPr>
+          <w:b w:val="0"/>
+          <w:i w:val="0"/>
+        </w:rPr>
         <w:t>C. Has unlimited write cycles</w:t>
       </w:r>
     </w:p>
     <w:p>
       <w:r>
+        <w:rPr>
+          <w:b w:val="0"/>
+          <w:i w:val="0"/>
+        </w:rPr>
         <w:t>D. Has the largest possible capacity</w:t>
       </w:r>
     </w:p>
     <w:p>
       <w:r>
+        <w:rPr>
+          <w:b w:val="0"/>
+          <w:i w:val="0"/>
+        </w:rPr>
         <w:t>Your answer: ☐</w:t>
       </w:r>
     </w:p>
@@ -260,44 +348,74 @@
       <w:r>
         <w:rPr>
           <w:b/>
+          <w:i w:val="0"/>
         </w:rPr>
         <w:t>5.</w:t>
       </w:r>
       <w:r>
+        <w:rPr>
+          <w:b w:val="0"/>
+          <w:i w:val="0"/>
+        </w:rPr>
         <w:t xml:space="preserve"> Which statement correctly describes </w:t>
       </w:r>
       <w:r>
         <w:rPr>
           <w:b/>
+          <w:i w:val="0"/>
         </w:rPr>
         <w:t>RAM</w:t>
       </w:r>
       <w:r>
+        <w:rPr>
+          <w:b w:val="0"/>
+          <w:i w:val="0"/>
+        </w:rPr>
         <w:t>?</w:t>
       </w:r>
     </w:p>
     <w:p>
       <w:r>
+        <w:rPr>
+          <w:b w:val="0"/>
+          <w:i w:val="0"/>
+        </w:rPr>
         <w:t>A. Non-volatile and normally read-only</w:t>
       </w:r>
     </w:p>
     <w:p>
       <w:r>
+        <w:rPr>
+          <w:b w:val="0"/>
+          <w:i w:val="0"/>
+        </w:rPr>
         <w:t>B. Volatile, can be read from and written to, holds running programs/data</w:t>
       </w:r>
     </w:p>
     <w:p>
       <w:r>
+        <w:rPr>
+          <w:b w:val="0"/>
+          <w:i w:val="0"/>
+        </w:rPr>
         <w:t>C. Holds the bootstrap/BIOS firmware permanently</w:t>
       </w:r>
     </w:p>
     <w:p>
       <w:r>
+        <w:rPr>
+          <w:b w:val="0"/>
+          <w:i w:val="0"/>
+        </w:rPr>
         <w:t>D. A type of secondary storage</w:t>
       </w:r>
     </w:p>
     <w:p>
       <w:r>
+        <w:rPr>
+          <w:b w:val="0"/>
+          <w:i w:val="0"/>
+        </w:rPr>
         <w:t>Your answer: ☐</w:t>
       </w:r>
     </w:p>
@@ -305,44 +423,74 @@
       <w:r>
         <w:rPr>
           <w:b/>
+          <w:i w:val="0"/>
         </w:rPr>
         <w:t>6.</w:t>
       </w:r>
       <w:r>
+        <w:rPr>
+          <w:b w:val="0"/>
+          <w:i w:val="0"/>
+        </w:rPr>
         <w:t xml:space="preserve"> </w:t>
       </w:r>
       <w:r>
         <w:rPr>
           <w:b/>
+          <w:i w:val="0"/>
         </w:rPr>
         <w:t>ROM</w:t>
       </w:r>
       <w:r>
+        <w:rPr>
+          <w:b w:val="0"/>
+          <w:i w:val="0"/>
+        </w:rPr>
         <w:t xml:space="preserve"> is typically used to store:</w:t>
       </w:r>
     </w:p>
     <w:p>
       <w:r>
+        <w:rPr>
+          <w:b w:val="0"/>
+          <w:i w:val="0"/>
+        </w:rPr>
         <w:t>A. The currently running programs</w:t>
       </w:r>
     </w:p>
     <w:p>
       <w:r>
+        <w:rPr>
+          <w:b w:val="0"/>
+          <w:i w:val="0"/>
+        </w:rPr>
         <w:t>B. Documents the user is editing</w:t>
       </w:r>
     </w:p>
     <w:p>
       <w:r>
+        <w:rPr>
+          <w:b w:val="0"/>
+          <w:i w:val="0"/>
+        </w:rPr>
         <w:t>C. The bootstrap loader / BIOS firmware</w:t>
       </w:r>
     </w:p>
     <w:p>
       <w:r>
+        <w:rPr>
+          <w:b w:val="0"/>
+          <w:i w:val="0"/>
+        </w:rPr>
         <w:t>D. Temporary clipboard data</w:t>
       </w:r>
     </w:p>
     <w:p>
       <w:r>
+        <w:rPr>
+          <w:b w:val="0"/>
+          <w:i w:val="0"/>
+        </w:rPr>
         <w:t>Your answer: ☐</w:t>
       </w:r>
     </w:p>
@@ -350,44 +498,74 @@
       <w:r>
         <w:rPr>
           <w:b/>
+          <w:i w:val="0"/>
         </w:rPr>
         <w:t>7.</w:t>
       </w:r>
       <w:r>
+        <w:rPr>
+          <w:b w:val="0"/>
+          <w:i w:val="0"/>
+        </w:rPr>
         <w:t xml:space="preserve"> </w:t>
       </w:r>
       <w:r>
         <w:rPr>
           <w:b/>
+          <w:i w:val="0"/>
         </w:rPr>
         <w:t>Virtual memory</w:t>
       </w:r>
       <w:r>
+        <w:rPr>
+          <w:b w:val="0"/>
+          <w:i w:val="0"/>
+        </w:rPr>
         <w:t xml:space="preserve"> is best described as:</w:t>
       </w:r>
     </w:p>
     <w:p>
       <w:r>
+        <w:rPr>
+          <w:b w:val="0"/>
+          <w:i w:val="0"/>
+        </w:rPr>
         <w:t>A. Remote storage accessed over the internet</w:t>
       </w:r>
     </w:p>
     <w:p>
       <w:r>
+        <w:rPr>
+          <w:b w:val="0"/>
+          <w:i w:val="0"/>
+        </w:rPr>
         <w:t>B. Cache memory inside the CPU</w:t>
       </w:r>
     </w:p>
     <w:p>
       <w:r>
+        <w:rPr>
+          <w:b w:val="0"/>
+          <w:i w:val="0"/>
+        </w:rPr>
         <w:t>C. The use of secondary storage as extra RAM when physical RAM is full</w:t>
       </w:r>
     </w:p>
     <w:p>
       <w:r>
+        <w:rPr>
+          <w:b w:val="0"/>
+          <w:i w:val="0"/>
+        </w:rPr>
         <w:t>D. A faster type of RAM</w:t>
       </w:r>
     </w:p>
     <w:p>
       <w:r>
+        <w:rPr>
+          <w:b w:val="0"/>
+          <w:i w:val="0"/>
+        </w:rPr>
         <w:t>Your answer: ☐</w:t>
       </w:r>
     </w:p>
@@ -395,53 +573,88 @@
       <w:r>
         <w:rPr>
           <w:b/>
+          <w:i w:val="0"/>
         </w:rPr>
         <w:t>8.</w:t>
       </w:r>
       <w:r>
+        <w:rPr>
+          <w:b w:val="0"/>
+          <w:i w:val="0"/>
+        </w:rPr>
         <w:t xml:space="preserve"> Magnetic </w:t>
       </w:r>
       <w:r>
         <w:rPr>
           <w:b/>
+          <w:i w:val="0"/>
         </w:rPr>
         <w:t>tape</w:t>
       </w:r>
       <w:r>
+        <w:rPr>
+          <w:b w:val="0"/>
+          <w:i w:val="0"/>
+        </w:rPr>
         <w:t xml:space="preserve"> is described as a </w:t>
       </w:r>
       <w:r>
         <w:rPr>
           <w:b/>
+          <w:i w:val="0"/>
         </w:rPr>
         <w:t>serial access</w:t>
       </w:r>
       <w:r>
+        <w:rPr>
+          <w:b w:val="0"/>
+          <w:i w:val="0"/>
+        </w:rPr>
         <w:t xml:space="preserve"> medium, making it most suitable for:</w:t>
       </w:r>
     </w:p>
     <w:p>
       <w:r>
+        <w:rPr>
+          <w:b w:val="0"/>
+          <w:i w:val="0"/>
+        </w:rPr>
         <w:t>A. Random access of individual records very quickly</w:t>
       </w:r>
     </w:p>
     <w:p>
       <w:r>
+        <w:rPr>
+          <w:b w:val="0"/>
+          <w:i w:val="0"/>
+        </w:rPr>
         <w:t>B. Cheap, high-capacity archive/backup</w:t>
       </w:r>
     </w:p>
     <w:p>
       <w:r>
+        <w:rPr>
+          <w:b w:val="0"/>
+          <w:i w:val="0"/>
+        </w:rPr>
         <w:t>C. Running an operating system</w:t>
       </w:r>
     </w:p>
     <w:p>
       <w:r>
+        <w:rPr>
+          <w:b w:val="0"/>
+          <w:i w:val="0"/>
+        </w:rPr>
         <w:t>D. High-speed gaming storage</w:t>
       </w:r>
     </w:p>
     <w:p>
       <w:r>
+        <w:rPr>
+          <w:b w:val="0"/>
+          <w:i w:val="0"/>
+        </w:rPr>
         <w:t>Your answer: ☐</w:t>
       </w:r>
     </w:p>
@@ -450,6 +663,10 @@
         <w:pStyle w:val="Heading2"/>
       </w:pPr>
       <w:r>
+        <w:rPr>
+          <w:b w:val="0"/>
+          <w:i w:val="0"/>
+        </w:rPr>
         <w:t>Section B — Short answer (12 marks)</w:t>
       </w:r>
     </w:p>
@@ -457,42 +674,63 @@
       <w:r>
         <w:rPr>
           <w:b/>
+          <w:i w:val="0"/>
         </w:rPr>
         <w:t>9.</w:t>
       </w:r>
       <w:r>
+        <w:rPr>
+          <w:b w:val="0"/>
+          <w:i w:val="0"/>
+        </w:rPr>
         <w:t xml:space="preserve"> State </w:t>
       </w:r>
       <w:r>
         <w:rPr>
           <w:b/>
+          <w:i w:val="0"/>
         </w:rPr>
         <w:t>two</w:t>
       </w:r>
       <w:r>
+        <w:rPr>
+          <w:b w:val="0"/>
+          <w:i w:val="0"/>
+        </w:rPr>
         <w:t xml:space="preserve"> differences between </w:t>
       </w:r>
       <w:r>
         <w:rPr>
           <w:b/>
+          <w:i w:val="0"/>
         </w:rPr>
         <w:t>RAM</w:t>
       </w:r>
       <w:r>
+        <w:rPr>
+          <w:b w:val="0"/>
+          <w:i w:val="0"/>
+        </w:rPr>
         <w:t xml:space="preserve"> and </w:t>
       </w:r>
       <w:r>
         <w:rPr>
           <w:b/>
+          <w:i w:val="0"/>
         </w:rPr>
         <w:t>ROM</w:t>
       </w:r>
       <w:r>
+        <w:rPr>
+          <w:b w:val="0"/>
+          <w:i w:val="0"/>
+        </w:rPr>
         <w:t xml:space="preserve">. </w:t>
       </w:r>
       <w:r>
         <w:rPr>
           <w:b/>
+          <w:i w:val="0"/>
         </w:rPr>
         <w:t>[2]</w:t>
       </w:r>
@@ -539,42 +777,63 @@
       <w:r>
         <w:rPr>
           <w:b/>
+          <w:i w:val="0"/>
         </w:rPr>
         <w:t>10.</w:t>
       </w:r>
       <w:r>
+        <w:rPr>
+          <w:b w:val="0"/>
+          <w:i w:val="0"/>
+        </w:rPr>
         <w:t xml:space="preserve"> Explain why </w:t>
       </w:r>
       <w:r>
         <w:rPr>
           <w:b/>
+          <w:i w:val="0"/>
         </w:rPr>
         <w:t>secondary storage</w:t>
       </w:r>
       <w:r>
+        <w:rPr>
+          <w:b w:val="0"/>
+          <w:i w:val="0"/>
+        </w:rPr>
         <w:t xml:space="preserve"> is described as </w:t>
       </w:r>
       <w:r>
         <w:rPr>
           <w:b/>
+          <w:i w:val="0"/>
         </w:rPr>
         <w:t>non-volatile</w:t>
       </w:r>
       <w:r>
+        <w:rPr>
+          <w:b w:val="0"/>
+          <w:i w:val="0"/>
+        </w:rPr>
         <w:t xml:space="preserve">, and give </w:t>
       </w:r>
       <w:r>
         <w:rPr>
           <w:b/>
+          <w:i w:val="0"/>
         </w:rPr>
         <w:t>one</w:t>
       </w:r>
       <w:r>
+        <w:rPr>
+          <w:b w:val="0"/>
+          <w:i w:val="0"/>
+        </w:rPr>
         <w:t xml:space="preserve"> example of a secondary storage device. </w:t>
       </w:r>
       <w:r>
         <w:rPr>
           <w:b/>
+          <w:i w:val="0"/>
         </w:rPr>
         <w:t>[2]</w:t>
       </w:r>
@@ -621,24 +880,35 @@
       <w:r>
         <w:rPr>
           <w:b/>
+          <w:i w:val="0"/>
         </w:rPr>
         <w:t>11.</w:t>
       </w:r>
       <w:r>
+        <w:rPr>
+          <w:b w:val="0"/>
+          <w:i w:val="0"/>
+        </w:rPr>
         <w:t xml:space="preserve"> A user needs portable storage to carry large video files between sites, frequently rewriting them, with fast transfer and good durability. Recommend a suitable storage type and </w:t>
       </w:r>
       <w:r>
         <w:rPr>
           <w:b/>
+          <w:i w:val="0"/>
         </w:rPr>
         <w:t>justify</w:t>
       </w:r>
       <w:r>
+        <w:rPr>
+          <w:b w:val="0"/>
+          <w:i w:val="0"/>
+        </w:rPr>
         <w:t xml:space="preserve"> your choice against the requirements. </w:t>
       </w:r>
       <w:r>
         <w:rPr>
           <w:b/>
+          <w:i w:val="0"/>
         </w:rPr>
         <w:t>[3]</w:t>
       </w:r>
@@ -700,33 +970,49 @@
       <w:r>
         <w:rPr>
           <w:b/>
+          <w:i w:val="0"/>
         </w:rPr>
         <w:t>12.</w:t>
       </w:r>
       <w:r>
+        <w:rPr>
+          <w:b w:val="0"/>
+          <w:i w:val="0"/>
+        </w:rPr>
         <w:t xml:space="preserve"> Explain how </w:t>
       </w:r>
       <w:r>
         <w:rPr>
           <w:b/>
+          <w:i w:val="0"/>
         </w:rPr>
         <w:t>virtual memory</w:t>
       </w:r>
       <w:r>
+        <w:rPr>
+          <w:b w:val="0"/>
+          <w:i w:val="0"/>
+        </w:rPr>
         <w:t xml:space="preserve"> works and state </w:t>
       </w:r>
       <w:r>
         <w:rPr>
           <w:b/>
+          <w:i w:val="0"/>
         </w:rPr>
         <w:t>one</w:t>
       </w:r>
       <w:r>
+        <w:rPr>
+          <w:b w:val="0"/>
+          <w:i w:val="0"/>
+        </w:rPr>
         <w:t xml:space="preserve"> drawback of relying on it heavily. </w:t>
       </w:r>
       <w:r>
         <w:rPr>
           <w:b/>
+          <w:i w:val="0"/>
         </w:rPr>
         <w:t>[2]</w:t>
       </w:r>
@@ -773,24 +1059,35 @@
       <w:r>
         <w:rPr>
           <w:b/>
+          <w:i w:val="0"/>
         </w:rPr>
         <w:t>13.</w:t>
       </w:r>
       <w:r>
+        <w:rPr>
+          <w:b w:val="0"/>
+          <w:i w:val="0"/>
+        </w:rPr>
         <w:t xml:space="preserve"> Define the term </w:t>
       </w:r>
       <w:r>
         <w:rPr>
           <w:b/>
+          <w:i w:val="0"/>
         </w:rPr>
         <w:t>disk thrashing</w:t>
       </w:r>
       <w:r>
+        <w:rPr>
+          <w:b w:val="0"/>
+          <w:i w:val="0"/>
+        </w:rPr>
         <w:t xml:space="preserve">. </w:t>
       </w:r>
       <w:r>
         <w:rPr>
           <w:b/>
+          <w:i w:val="0"/>
         </w:rPr>
         <w:t>[1]</w:t>
       </w:r>
@@ -822,33 +1119,49 @@
       <w:r>
         <w:rPr>
           <w:b/>
+          <w:i w:val="0"/>
         </w:rPr>
         <w:t>14.</w:t>
       </w:r>
       <w:r>
+        <w:rPr>
+          <w:b w:val="0"/>
+          <w:i w:val="0"/>
+        </w:rPr>
         <w:t xml:space="preserve"> State </w:t>
       </w:r>
       <w:r>
         <w:rPr>
           <w:b/>
+          <w:i w:val="0"/>
         </w:rPr>
         <w:t>two</w:t>
       </w:r>
       <w:r>
+        <w:rPr>
+          <w:b w:val="0"/>
+          <w:i w:val="0"/>
+        </w:rPr>
         <w:t xml:space="preserve"> advantages of using </w:t>
       </w:r>
       <w:r>
         <w:rPr>
           <w:b/>
+          <w:i w:val="0"/>
         </w:rPr>
         <w:t>virtual (cloud) storage</w:t>
       </w:r>
       <w:r>
+        <w:rPr>
+          <w:b w:val="0"/>
+          <w:i w:val="0"/>
+        </w:rPr>
         <w:t xml:space="preserve"> instead of local storage. </w:t>
       </w:r>
       <w:r>
         <w:rPr>
           <w:b/>
+          <w:i w:val="0"/>
         </w:rPr>
         <w:t>[2]</w:t>
       </w:r>
@@ -896,6 +1209,10 @@
         <w:pStyle w:val="Heading2"/>
       </w:pPr>
       <w:r>
+        <w:rPr>
+          <w:b w:val="0"/>
+          <w:i w:val="0"/>
+        </w:rPr>
         <w:t>Section C — Exam-style question (5 marks)</w:t>
       </w:r>
     </w:p>
@@ -903,29 +1220,44 @@
       <w:r>
         <w:rPr>
           <w:b/>
+          <w:i w:val="0"/>
         </w:rPr>
         <w:t>15.</w:t>
       </w:r>
       <w:r>
+        <w:rPr>
+          <w:b w:val="0"/>
+          <w:i w:val="0"/>
+        </w:rPr>
         <w:t xml:space="preserve"> A busy office needs a printer to produce a high volume of black-and-white text documents quickly and cheaply each day. A separate home user occasionally prints a few colour photographs.</w:t>
       </w:r>
     </w:p>
     <w:p>
       <w:r>
+        <w:rPr>
+          <w:b w:val="0"/>
+          <w:i w:val="0"/>
+        </w:rPr>
         <w:t xml:space="preserve">Recommend a suitable type of printer for </w:t>
       </w:r>
       <w:r>
         <w:rPr>
           <w:b/>
+          <w:i w:val="0"/>
         </w:rPr>
         <w:t>each</w:t>
       </w:r>
       <w:r>
+        <w:rPr>
+          <w:b w:val="0"/>
+          <w:i w:val="0"/>
+        </w:rPr>
         <w:t xml:space="preserve"> user and justify your choices by comparing the two printer types against the stated requirements. </w:t>
       </w:r>
       <w:r>
         <w:rPr>
           <w:b/>
+          <w:i w:val="0"/>
         </w:rPr>
         <w:t>(AO2/AO3) [5]</w:t>
       </w:r>
@@ -988,36 +1320,11 @@
     </w:p>
     <w:p>
       <w:r>
-        <w:t xml:space="preserve">Office: </w:t>
-      </w:r>
-      <w:r>
         <w:rPr>
-          <w:b/>
+          <w:b w:val="0"/>
+          <w:i w:val="0"/>
         </w:rPr>
-        <w:t>_</w:t>
-      </w:r>
-      <w:r>
-        <w:rPr>
-          <w:b/>
-        </w:rPr>
-        <w:t>_</w:t>
-      </w:r>
-      <w:r>
-        <w:rPr>
-          <w:b/>
-        </w:rPr>
-        <w:t>_</w:t>
-      </w:r>
-      <w:r>
-        <w:rPr>
-          <w:b/>
-        </w:rPr>
-        <w:t>_</w:t>
-      </w:r>
-      <w:r>
-        <w:rPr>
-          <w:b/>
-        </w:rPr>
+        <w:t>Office: ________________________</w:t>
       </w:r>
     </w:p>
     <w:p>
@@ -1029,36 +1336,11 @@
     </w:p>
     <w:p>
       <w:r>
-        <w:t xml:space="preserve">Home: </w:t>
-      </w:r>
-      <w:r>
         <w:rPr>
-          <w:b/>
+          <w:b w:val="0"/>
+          <w:i w:val="0"/>
         </w:rPr>
-        <w:t>_</w:t>
-      </w:r>
-      <w:r>
-        <w:rPr>
-          <w:b/>
-        </w:rPr>
-        <w:t>_</w:t>
-      </w:r>
-      <w:r>
-        <w:rPr>
-          <w:b/>
-        </w:rPr>
-        <w:t>_</w:t>
-      </w:r>
-      <w:r>
-        <w:rPr>
-          <w:b/>
-        </w:rPr>
-        <w:t>_</w:t>
-      </w:r>
-      <w:r>
-        <w:rPr>
-          <w:b/>
-        </w:rPr>
+        <w:t>Home: ________________________</w:t>
       </w:r>
     </w:p>
     <w:p>

--- a/Course/1 Component 1 - Computer Systems/1.1 Processors, Input, Output and Storage/1.1.3 Input, Output and Storage Devices/3 Worksheet (editable).docx
+++ b/Course/1 Component 1 - Computer Systems/1.1 Processors, Input, Output and Storage/1.1.3 Input, Output and Storage Devices/3 Worksheet (editable).docx
@@ -735,30 +735,32 @@
         <w:t>[2]</w:t>
       </w:r>
     </w:p>
-    <w:p>
-      <w:pPr>
-        <w:spacing w:before="260"/>
-        <w:pBdr>
-          <w:bottom w:val="single" w:sz="4" w:space="1" w:color="AAB4C0"/>
-        </w:pBdr>
-      </w:pPr>
-    </w:p>
-    <w:p>
-      <w:pPr>
-        <w:spacing w:before="260"/>
-        <w:pBdr>
-          <w:bottom w:val="single" w:sz="4" w:space="1" w:color="AAB4C0"/>
-        </w:pBdr>
-      </w:pPr>
-    </w:p>
-    <w:p>
-      <w:pPr>
-        <w:spacing w:before="260"/>
-        <w:pBdr>
-          <w:bottom w:val="single" w:sz="4" w:space="1" w:color="AAB4C0"/>
-        </w:pBdr>
-      </w:pPr>
-    </w:p>
+    <w:tbl>
+      <w:tblPr>
+        <w:tblStyle w:val="TableGrid"/>
+        <w:tblW w:type="auto" w:w="0"/>
+        <w:tblLook w:firstColumn="1" w:firstRow="1" w:lastColumn="0" w:lastRow="0" w:noHBand="0" w:noVBand="1" w:val="04A0"/>
+      </w:tblPr>
+      <w:tblGrid>
+        <w:gridCol w:w="8640"/>
+      </w:tblGrid>
+      <w:tr>
+        <w:trPr>
+          <w:trHeight w:val="1020" w:hRule="atLeast"/>
+        </w:trPr>
+        <w:tc>
+          <w:tcPr>
+            <w:tcW w:type="dxa" w:w="8640"/>
+          </w:tcPr>
+          <w:p>
+            <w:pPr>
+              <w:spacing w:before="40"/>
+            </w:pPr>
+          </w:p>
+        </w:tc>
+      </w:tr>
+    </w:tbl>
+    <w:p/>
     <w:p>
       <w:pPr>
         <w:pBdr>
@@ -838,30 +840,32 @@
         <w:t>[2]</w:t>
       </w:r>
     </w:p>
-    <w:p>
-      <w:pPr>
-        <w:spacing w:before="260"/>
-        <w:pBdr>
-          <w:bottom w:val="single" w:sz="4" w:space="1" w:color="AAB4C0"/>
-        </w:pBdr>
-      </w:pPr>
-    </w:p>
-    <w:p>
-      <w:pPr>
-        <w:spacing w:before="260"/>
-        <w:pBdr>
-          <w:bottom w:val="single" w:sz="4" w:space="1" w:color="AAB4C0"/>
-        </w:pBdr>
-      </w:pPr>
-    </w:p>
-    <w:p>
-      <w:pPr>
-        <w:spacing w:before="260"/>
-        <w:pBdr>
-          <w:bottom w:val="single" w:sz="4" w:space="1" w:color="AAB4C0"/>
-        </w:pBdr>
-      </w:pPr>
-    </w:p>
+    <w:tbl>
+      <w:tblPr>
+        <w:tblStyle w:val="TableGrid"/>
+        <w:tblW w:type="auto" w:w="0"/>
+        <w:tblLook w:firstColumn="1" w:firstRow="1" w:lastColumn="0" w:lastRow="0" w:noHBand="0" w:noVBand="1" w:val="04A0"/>
+      </w:tblPr>
+      <w:tblGrid>
+        <w:gridCol w:w="8640"/>
+      </w:tblGrid>
+      <w:tr>
+        <w:trPr>
+          <w:trHeight w:val="1020" w:hRule="atLeast"/>
+        </w:trPr>
+        <w:tc>
+          <w:tcPr>
+            <w:tcW w:type="dxa" w:w="8640"/>
+          </w:tcPr>
+          <w:p>
+            <w:pPr>
+              <w:spacing w:before="40"/>
+            </w:pPr>
+          </w:p>
+        </w:tc>
+      </w:tr>
+    </w:tbl>
+    <w:p/>
     <w:p>
       <w:pPr>
         <w:pBdr>
@@ -913,38 +917,32 @@
         <w:t>[3]</w:t>
       </w:r>
     </w:p>
-    <w:p>
-      <w:pPr>
-        <w:spacing w:before="260"/>
-        <w:pBdr>
-          <w:bottom w:val="single" w:sz="4" w:space="1" w:color="AAB4C0"/>
-        </w:pBdr>
-      </w:pPr>
-    </w:p>
-    <w:p>
-      <w:pPr>
-        <w:spacing w:before="260"/>
-        <w:pBdr>
-          <w:bottom w:val="single" w:sz="4" w:space="1" w:color="AAB4C0"/>
-        </w:pBdr>
-      </w:pPr>
-    </w:p>
-    <w:p>
-      <w:pPr>
-        <w:spacing w:before="260"/>
-        <w:pBdr>
-          <w:bottom w:val="single" w:sz="4" w:space="1" w:color="AAB4C0"/>
-        </w:pBdr>
-      </w:pPr>
-    </w:p>
-    <w:p>
-      <w:pPr>
-        <w:spacing w:before="260"/>
-        <w:pBdr>
-          <w:bottom w:val="single" w:sz="4" w:space="1" w:color="AAB4C0"/>
-        </w:pBdr>
-      </w:pPr>
-    </w:p>
+    <w:tbl>
+      <w:tblPr>
+        <w:tblStyle w:val="TableGrid"/>
+        <w:tblW w:type="auto" w:w="0"/>
+        <w:tblLook w:firstColumn="1" w:firstRow="1" w:lastColumn="0" w:lastRow="0" w:noHBand="0" w:noVBand="1" w:val="04A0"/>
+      </w:tblPr>
+      <w:tblGrid>
+        <w:gridCol w:w="8640"/>
+      </w:tblGrid>
+      <w:tr>
+        <w:trPr>
+          <w:trHeight w:val="1360" w:hRule="atLeast"/>
+        </w:trPr>
+        <w:tc>
+          <w:tcPr>
+            <w:tcW w:type="dxa" w:w="8640"/>
+          </w:tcPr>
+          <w:p>
+            <w:pPr>
+              <w:spacing w:before="40"/>
+            </w:pPr>
+          </w:p>
+        </w:tc>
+      </w:tr>
+    </w:tbl>
+    <w:p/>
     <w:p>
       <w:pPr>
         <w:pBdr>
@@ -1017,30 +1015,32 @@
         <w:t>[2]</w:t>
       </w:r>
     </w:p>
-    <w:p>
-      <w:pPr>
-        <w:spacing w:before="260"/>
-        <w:pBdr>
-          <w:bottom w:val="single" w:sz="4" w:space="1" w:color="AAB4C0"/>
-        </w:pBdr>
-      </w:pPr>
-    </w:p>
-    <w:p>
-      <w:pPr>
-        <w:spacing w:before="260"/>
-        <w:pBdr>
-          <w:bottom w:val="single" w:sz="4" w:space="1" w:color="AAB4C0"/>
-        </w:pBdr>
-      </w:pPr>
-    </w:p>
-    <w:p>
-      <w:pPr>
-        <w:spacing w:before="260"/>
-        <w:pBdr>
-          <w:bottom w:val="single" w:sz="4" w:space="1" w:color="AAB4C0"/>
-        </w:pBdr>
-      </w:pPr>
-    </w:p>
+    <w:tbl>
+      <w:tblPr>
+        <w:tblStyle w:val="TableGrid"/>
+        <w:tblW w:type="auto" w:w="0"/>
+        <w:tblLook w:firstColumn="1" w:firstRow="1" w:lastColumn="0" w:lastRow="0" w:noHBand="0" w:noVBand="1" w:val="04A0"/>
+      </w:tblPr>
+      <w:tblGrid>
+        <w:gridCol w:w="8640"/>
+      </w:tblGrid>
+      <w:tr>
+        <w:trPr>
+          <w:trHeight w:val="1020" w:hRule="atLeast"/>
+        </w:trPr>
+        <w:tc>
+          <w:tcPr>
+            <w:tcW w:type="dxa" w:w="8640"/>
+          </w:tcPr>
+          <w:p>
+            <w:pPr>
+              <w:spacing w:before="40"/>
+            </w:pPr>
+          </w:p>
+        </w:tc>
+      </w:tr>
+    </w:tbl>
+    <w:p/>
     <w:p>
       <w:pPr>
         <w:pBdr>
@@ -1092,22 +1092,32 @@
         <w:t>[1]</w:t>
       </w:r>
     </w:p>
-    <w:p>
-      <w:pPr>
-        <w:spacing w:before="260"/>
-        <w:pBdr>
-          <w:bottom w:val="single" w:sz="4" w:space="1" w:color="AAB4C0"/>
-        </w:pBdr>
-      </w:pPr>
-    </w:p>
-    <w:p>
-      <w:pPr>
-        <w:spacing w:before="260"/>
-        <w:pBdr>
-          <w:bottom w:val="single" w:sz="4" w:space="1" w:color="AAB4C0"/>
-        </w:pBdr>
-      </w:pPr>
-    </w:p>
+    <w:tbl>
+      <w:tblPr>
+        <w:tblStyle w:val="TableGrid"/>
+        <w:tblW w:type="auto" w:w="0"/>
+        <w:tblLook w:firstColumn="1" w:firstRow="1" w:lastColumn="0" w:lastRow="0" w:noHBand="0" w:noVBand="1" w:val="04A0"/>
+      </w:tblPr>
+      <w:tblGrid>
+        <w:gridCol w:w="8640"/>
+      </w:tblGrid>
+      <w:tr>
+        <w:trPr>
+          <w:trHeight w:val="680" w:hRule="atLeast"/>
+        </w:trPr>
+        <w:tc>
+          <w:tcPr>
+            <w:tcW w:type="dxa" w:w="8640"/>
+          </w:tcPr>
+          <w:p>
+            <w:pPr>
+              <w:spacing w:before="40"/>
+            </w:pPr>
+          </w:p>
+        </w:tc>
+      </w:tr>
+    </w:tbl>
+    <w:p/>
     <w:p>
       <w:pPr>
         <w:pBdr>
@@ -1166,30 +1176,32 @@
         <w:t>[2]</w:t>
       </w:r>
     </w:p>
-    <w:p>
-      <w:pPr>
-        <w:spacing w:before="260"/>
-        <w:pBdr>
-          <w:bottom w:val="single" w:sz="4" w:space="1" w:color="AAB4C0"/>
-        </w:pBdr>
-      </w:pPr>
-    </w:p>
-    <w:p>
-      <w:pPr>
-        <w:spacing w:before="260"/>
-        <w:pBdr>
-          <w:bottom w:val="single" w:sz="4" w:space="1" w:color="AAB4C0"/>
-        </w:pBdr>
-      </w:pPr>
-    </w:p>
-    <w:p>
-      <w:pPr>
-        <w:spacing w:before="260"/>
-        <w:pBdr>
-          <w:bottom w:val="single" w:sz="4" w:space="1" w:color="AAB4C0"/>
-        </w:pBdr>
-      </w:pPr>
-    </w:p>
+    <w:tbl>
+      <w:tblPr>
+        <w:tblStyle w:val="TableGrid"/>
+        <w:tblW w:type="auto" w:w="0"/>
+        <w:tblLook w:firstColumn="1" w:firstRow="1" w:lastColumn="0" w:lastRow="0" w:noHBand="0" w:noVBand="1" w:val="04A0"/>
+      </w:tblPr>
+      <w:tblGrid>
+        <w:gridCol w:w="8640"/>
+      </w:tblGrid>
+      <w:tr>
+        <w:trPr>
+          <w:trHeight w:val="1020" w:hRule="atLeast"/>
+        </w:trPr>
+        <w:tc>
+          <w:tcPr>
+            <w:tcW w:type="dxa" w:w="8640"/>
+          </w:tcPr>
+          <w:p>
+            <w:pPr>
+              <w:spacing w:before="40"/>
+            </w:pPr>
+          </w:p>
+        </w:tc>
+      </w:tr>
+    </w:tbl>
+    <w:p/>
     <w:p>
       <w:pPr>
         <w:pBdr>
@@ -1262,62 +1274,32 @@
         <w:t>(AO2/AO3) [5]</w:t>
       </w:r>
     </w:p>
-    <w:p>
-      <w:pPr>
-        <w:spacing w:before="260"/>
-        <w:pBdr>
-          <w:bottom w:val="single" w:sz="4" w:space="1" w:color="AAB4C0"/>
-        </w:pBdr>
-      </w:pPr>
-    </w:p>
-    <w:p>
-      <w:pPr>
-        <w:spacing w:before="260"/>
-        <w:pBdr>
-          <w:bottom w:val="single" w:sz="4" w:space="1" w:color="AAB4C0"/>
-        </w:pBdr>
-      </w:pPr>
-    </w:p>
-    <w:p>
-      <w:pPr>
-        <w:spacing w:before="260"/>
-        <w:pBdr>
-          <w:bottom w:val="single" w:sz="4" w:space="1" w:color="AAB4C0"/>
-        </w:pBdr>
-      </w:pPr>
-    </w:p>
-    <w:p>
-      <w:pPr>
-        <w:spacing w:before="260"/>
-        <w:pBdr>
-          <w:bottom w:val="single" w:sz="4" w:space="1" w:color="AAB4C0"/>
-        </w:pBdr>
-      </w:pPr>
-    </w:p>
-    <w:p>
-      <w:pPr>
-        <w:spacing w:before="260"/>
-        <w:pBdr>
-          <w:bottom w:val="single" w:sz="4" w:space="1" w:color="AAB4C0"/>
-        </w:pBdr>
-      </w:pPr>
-    </w:p>
-    <w:p>
-      <w:pPr>
-        <w:spacing w:before="260"/>
-        <w:pBdr>
-          <w:bottom w:val="single" w:sz="4" w:space="1" w:color="AAB4C0"/>
-        </w:pBdr>
-      </w:pPr>
-    </w:p>
-    <w:p>
-      <w:pPr>
-        <w:spacing w:before="260"/>
-        <w:pBdr>
-          <w:bottom w:val="single" w:sz="4" w:space="1" w:color="AAB4C0"/>
-        </w:pBdr>
-      </w:pPr>
-    </w:p>
+    <w:tbl>
+      <w:tblPr>
+        <w:tblStyle w:val="TableGrid"/>
+        <w:tblW w:type="auto" w:w="0"/>
+        <w:tblLook w:firstColumn="1" w:firstRow="1" w:lastColumn="0" w:lastRow="0" w:noHBand="0" w:noVBand="1" w:val="04A0"/>
+      </w:tblPr>
+      <w:tblGrid>
+        <w:gridCol w:w="8640"/>
+      </w:tblGrid>
+      <w:tr>
+        <w:trPr>
+          <w:trHeight w:val="2380" w:hRule="atLeast"/>
+        </w:trPr>
+        <w:tc>
+          <w:tcPr>
+            <w:tcW w:type="dxa" w:w="8640"/>
+          </w:tcPr>
+          <w:p>
+            <w:pPr>
+              <w:spacing w:before="40"/>
+            </w:pPr>
+          </w:p>
+        </w:tc>
+      </w:tr>
+    </w:tbl>
+    <w:p/>
     <w:p>
       <w:r>
         <w:rPr>
